--- a/docs/manual/个人工作台_用户使用手册.docx
+++ b/docs/manual/个人工作台_用户使用手册.docx
@@ -93,7 +93,7 @@
           <w:color w:val="617268"/>
           <w:sz w:val="20"/>
         </w:rPr>
-        <w:t>验证日期：2026-08-29</w:t>
+        <w:t>验证日期：2026-08-31</w:t>
       </w:r>
     </w:p>
     <w:p>
@@ -485,7 +485,7 @@
           <w:rFonts w:ascii="Calibri" w:hAnsi="Calibri" w:eastAsia="Microsoft YaHei"/>
           <w:color w:val="1B2B20"/>
         </w:rPr>
-        <w:t>当天结束时完成每日收尾，再进入“回顾 → 日回顾”保存总结。</w:t>
+        <w:t>当天结束时完成每日收尾，再进入“回顾”，在顶部选择“日回顾”并保存总结。</w:t>
       </w:r>
     </w:p>
     <w:p>
@@ -685,6 +685,7 @@
       </w:tblGrid>
       <w:tr>
         <w:trPr>
+          <w:tblHeader/>
           <w:cantSplit/>
         </w:trPr>
         <w:tc>
@@ -851,7 +852,7 @@
                 <w:color w:val="1B2B20"/>
                 <w:sz w:val="19"/>
               </w:rPr>
-              <w:t>全部、收件箱、周视图、任务群</w:t>
+              <w:t>全部、周视图、任务群</w:t>
             </w:r>
           </w:p>
         </w:tc>
@@ -882,7 +883,7 @@
                 <w:color w:val="1B2B20"/>
                 <w:sz w:val="19"/>
               </w:rPr>
-              <w:t>项目</w:t>
+              <w:t>项目与收集</w:t>
             </w:r>
           </w:p>
         </w:tc>
@@ -908,7 +909,7 @@
                 <w:color w:val="1B2B20"/>
                 <w:sz w:val="19"/>
               </w:rPr>
-              <w:t>概览、任务、任务群、里程碑、笔记与回顾</w:t>
+              <w:t>项目、收件箱</w:t>
             </w:r>
           </w:p>
         </w:tc>
@@ -1022,7 +1023,7 @@
                 <w:color w:val="1B2B20"/>
                 <w:sz w:val="19"/>
               </w:rPr>
-              <w:t>笔记、日回顾、周回顾、月回顾</w:t>
+              <w:t>笔记、回顾（日/周/月在页面顶部切换）</w:t>
             </w:r>
           </w:p>
         </w:tc>
@@ -1362,6 +1363,15 @@
       </w:r>
     </w:p>
     <w:p>
+      <w:r>
+        <w:rPr>
+          <w:rFonts w:ascii="Calibri" w:hAnsi="Calibri" w:eastAsia="Microsoft YaHei"/>
+          <w:color w:val="1B2B20"/>
+        </w:rPr>
+        <w:t>页面上方的时间尺表示当前逻辑日进度：04:00 为 0%，16:00 为 50%，次日 03:59 接近 100%。填充区域和当前时间标记每分钟更新；应用回到前台时会立即刷新。</w:t>
+      </w:r>
+    </w:p>
+    <w:p>
       <w:pPr>
         <w:pStyle w:val="Heading2"/>
       </w:pPr>
@@ -1492,6 +1502,15 @@
       </w:r>
     </w:p>
     <w:p>
+      <w:r>
+        <w:rPr>
+          <w:rFonts w:ascii="Calibri" w:hAnsi="Calibri" w:eastAsia="Microsoft YaHei"/>
+          <w:color w:val="1B2B20"/>
+        </w:rPr>
+        <w:t>每个任务卡片都会显示安排日期到截止日期、状态、优先级和循环规则；没有设置时会显示明确占位。子任务排在父任务下方并缩进，可展开或折叠；父任务不在当前筛选结果、已进入回收站或关系异常时，卡片会显示关系提示。父子任务的完成状态彼此独立。</w:t>
+      </w:r>
+    </w:p>
+    <w:p>
       <w:pPr>
         <w:keepNext/>
         <w:spacing w:before="80" w:after="60"/>
@@ -1559,7 +1578,7 @@
           <w:rFonts w:ascii="Calibri" w:hAnsi="Calibri" w:eastAsia="Microsoft YaHei"/>
           <w:color w:val="1B2B20"/>
         </w:rPr>
-        <w:t>收件箱保存尚未安排的任务、笔记和链接。可以编辑、转换、安排或删除。Android 分享菜单发送的文本会生成“来自 Android 的收集”；网址会保存为链接，不下载网页全文。</w:t>
+        <w:t>收件箱是独立入口：Windows 位于“项目”和“专注”之间，Android 位于“更多”页面中。它保存尚未安排的任务、笔记和链接，可以编辑、转换、安排或删除。Android 分享菜单发送的文本会生成“来自 Android 的收集”；网址会保存为链接，不下载网页全文。</w:t>
       </w:r>
     </w:p>
     <w:p>
@@ -1718,7 +1737,7 @@
           <w:rFonts w:ascii="Calibri" w:hAnsi="Calibri" w:eastAsia="Microsoft YaHei"/>
           <w:color w:val="1B2B20"/>
         </w:rPr>
-        <w:t>项目详情包含概览、任务、任务群、里程碑、笔记与回顾五个子页。一个任务保留一个主项目；笔记和回顾可以关联多个项目。</w:t>
+        <w:t>项目概览就是项目主界面，不再使用多级子目录或详情 Tab。选择项目后，页面显示任务、任务群、里程碑、笔记、回顾五个可点击面板；每个面板显示数量，一次只展开一个，并可直接新增或编辑对应内容。任务面板支持清单/看板切换，笔记与回顾分别计数。</w:t>
       </w:r>
     </w:p>
     <w:p>
@@ -1772,7 +1791,7 @@
           <w:rFonts w:ascii="Calibri" w:hAnsi="Calibri" w:eastAsia="Microsoft YaHei"/>
           <w:color w:val="1B2B20"/>
         </w:rPr>
-        <w:t>图 8  项目主从布局和五个详情入口。</w:t>
+        <w:t>图 8  项目主从布局和五个可展开面板。</w:t>
       </w:r>
     </w:p>
     <w:p>
@@ -1788,7 +1807,7 @@
           <w:rFonts w:ascii="Calibri" w:hAnsi="Calibri" w:eastAsia="Microsoft YaHei"/>
           <w:color w:val="1B2B20"/>
         </w:rPr>
-        <w:t>概览：汇总关联数量和当前状态。</w:t>
+        <w:t>任务：以清单或看板方式查看项目任务，清单保留子任务层级。</w:t>
       </w:r>
     </w:p>
     <w:p>
@@ -1804,23 +1823,7 @@
           <w:rFonts w:ascii="Calibri" w:hAnsi="Calibri" w:eastAsia="Microsoft YaHei"/>
           <w:color w:val="1B2B20"/>
         </w:rPr>
-        <w:t>任务：清单或看板方式查看项目任务。</w:t>
-      </w:r>
-    </w:p>
-    <w:p>
-      <w:pPr>
-        <w:numPr>
-          <w:ilvl w:val="0"/>
-          <w:numId w:val="11"/>
-        </w:numPr>
-        <w:spacing w:after="80" w:line="300" w:lineRule="auto"/>
-      </w:pPr>
-      <w:r>
-        <w:rPr>
-          <w:rFonts w:ascii="Calibri" w:hAnsi="Calibri" w:eastAsia="Microsoft YaHei"/>
-          <w:color w:val="1B2B20"/>
-        </w:rPr>
-        <w:t>任务群：显示任何成员与项目相关的群组。</w:t>
+        <w:t>任务群：显示主项目为当前项目的任务群；旧任务群未设置主项目时可能按成员项目推断并标注来源。</w:t>
       </w:r>
     </w:p>
     <w:p>
@@ -1852,7 +1855,23 @@
           <w:rFonts w:ascii="Calibri" w:hAnsi="Calibri" w:eastAsia="Microsoft YaHei"/>
           <w:color w:val="1B2B20"/>
         </w:rPr>
-        <w:t>笔记与回顾：集中查看项目上下文。</w:t>
+        <w:t>笔记：独立查看和编辑项目笔记。</w:t>
+      </w:r>
+    </w:p>
+    <w:p>
+      <w:pPr>
+        <w:numPr>
+          <w:ilvl w:val="0"/>
+          <w:numId w:val="11"/>
+        </w:numPr>
+        <w:spacing w:after="80" w:line="300" w:lineRule="auto"/>
+      </w:pPr>
+      <w:r>
+        <w:rPr>
+          <w:rFonts w:ascii="Calibri" w:hAnsi="Calibri" w:eastAsia="Microsoft YaHei"/>
+          <w:color w:val="1B2B20"/>
+        </w:rPr>
+        <w:t>回顾：选择日、周或月回顾；同一周期只保留一条全局记录，并关联当前项目。</w:t>
       </w:r>
     </w:p>
     <w:p>
@@ -2092,7 +2111,7 @@
           <w:rFonts w:ascii="Calibri" w:hAnsi="Calibri" w:eastAsia="Microsoft YaHei"/>
           <w:color w:val="1B2B20"/>
         </w:rPr>
-        <w:t>笔记支持 Markdown 编辑与预览、搜索/筛选、最近版本、任务/项目关联、链接和本地图片附件。</w:t>
+        <w:t>笔记支持 Markdown 编辑与预览、搜索/筛选、最近版本、任务/项目关联、链接和本地图片附件。关联设置使用普通 Dialog，分别列出任务和项目；只有点击“完成”才应用本次选择，取消、Escape 或关闭遮罩都会放弃尚未确认的勾选。</w:t>
       </w:r>
     </w:p>
     <w:p>
@@ -2172,7 +2191,7 @@
           <w:rFonts w:ascii="Calibri" w:hAnsi="Calibri" w:eastAsia="Microsoft YaHei"/>
           <w:color w:val="1B2B20"/>
         </w:rPr>
-        <w:t>回顾在同一页面切换日、周和月。系统从任务、专注、时间块和结算结果生成事实快照；保存后的快照不会随原记录自动漂移，只有点击刷新才更新。</w:t>
+        <w:t>回顾在同一页面顶部切换日、周和月，并持续显示当前类别和周期。系统从任务、专注、时间块和结算结果生成事实快照；保存后的快照不会随原记录自动漂移，只有点击刷新才更新。</w:t>
       </w:r>
     </w:p>
     <w:p>
@@ -2235,7 +2254,7 @@
           <w:rFonts w:ascii="Calibri" w:hAnsi="Calibri" w:eastAsia="Microsoft YaHei"/>
           <w:color w:val="1B2B20"/>
         </w:rPr>
-        <w:t>旧 Diary 记录保留兼容读取。保存失败时正文保留，可修正后重试。</w:t>
+        <w:t>从“回顾库”点击记录会先在主区域打开只读预览，显示类型、周期、保存时间、草稿状态、正文、事实快照、附件和关联对象。只有当前日、当前周或当前月的记录显示“编辑本期”；历史记录、旧 Diary 和旧年回顾只能查看。系统禁止进入或保存未来周期。保存失败时正文保留，可修正后重试。</w:t>
       </w:r>
     </w:p>
     <w:p>
@@ -2331,7 +2350,7 @@
           <w:rFonts w:ascii="Calibri" w:hAnsi="Calibri" w:eastAsia="Microsoft YaHei"/>
           <w:color w:val="1B2B20"/>
         </w:rPr>
-        <w:t>普通习惯和 RSIP 习惯分区显示。28 日矩阵按逻辑日统计；同一天重复打卡不会重复发放 XP，撤销会留下可追溯记录。</w:t>
+        <w:t>每个习惯使用独立卡片显示名称、层级、28 日记录和右侧“今日打卡”按钮。逻辑日以 04:00 为分界：00:00–03:59 仍属于前一天。只能修改当前逻辑日，过去日期只读且不显示未来日期；当天可在打卡与取消之间切换。RSIP 已失败或已熄灭时按钮不可操作，普通取消不会覆盖协议状态。</w:t>
       </w:r>
     </w:p>
     <w:p>
@@ -2643,6 +2662,7 @@
       </w:tblGrid>
       <w:tr>
         <w:trPr>
+          <w:tblHeader/>
           <w:cantSplit/>
         </w:trPr>
         <w:tc>
@@ -3730,6 +3750,22 @@
           <w:rFonts w:ascii="Calibri" w:hAnsi="Calibri" w:eastAsia="Microsoft YaHei"/>
           <w:color w:val="1B2B20"/>
         </w:rPr>
+        <w:t>共享编辑 Dialog 打开后会取得焦点；Tab 焦点保留在弹层内，保存进行中的任务群 Dialog 不会被 Escape 提前关闭。</w:t>
+      </w:r>
+    </w:p>
+    <w:p>
+      <w:pPr>
+        <w:numPr>
+          <w:ilvl w:val="0"/>
+          <w:numId w:val="15"/>
+        </w:numPr>
+        <w:spacing w:after="80" w:line="300" w:lineRule="auto"/>
+      </w:pPr>
+      <w:r>
+        <w:rPr>
+          <w:rFonts w:ascii="Calibri" w:hAnsi="Calibri" w:eastAsia="Microsoft YaHei"/>
+          <w:color w:val="1B2B20"/>
+        </w:rPr>
         <w:t>桌面导航分组支持左右箭头展开和折叠。</w:t>
       </w:r>
     </w:p>

--- a/docs/manual/个人工作台_用户使用手册.docx
+++ b/docs/manual/个人工作台_用户使用手册.docx
@@ -93,7 +93,7 @@
           <w:color w:val="617268"/>
           <w:sz w:val="20"/>
         </w:rPr>
-        <w:t>验证日期：2026-08-29</w:t>
+        <w:t>验证日期：2026-08-30</w:t>
       </w:r>
     </w:p>
     <w:p>
@@ -485,7 +485,7 @@
           <w:rFonts w:ascii="Calibri" w:hAnsi="Calibri" w:eastAsia="Microsoft YaHei"/>
           <w:color w:val="1B2B20"/>
         </w:rPr>
-        <w:t>当天结束时完成每日收尾，再进入“回顾 → 日回顾”保存总结。</w:t>
+        <w:t>当天结束时完成每日收尾，再进入“回顾”，在页顶选择“日”并保存总结。</w:t>
       </w:r>
     </w:p>
     <w:p>
@@ -609,8 +609,8 @@
       <w:r>
         <w:drawing>
           <wp:inline xmlns:a="http://schemas.openxmlformats.org/drawingml/2006/main" xmlns:pic="http://schemas.openxmlformats.org/drawingml/2006/picture">
-            <wp:extent cx="2427732" cy="5394960"/>
-            <wp:docPr id="2" name="Picture 2" descr="Android 更多页面" title="Android 更多页面"/>
+            <wp:extent cx="2429206" cy="5394960"/>
+            <wp:docPr id="2" name="Picture 2" descr="移动端更多导航" title="移动端更多导航"/>
             <wp:cNvGraphicFramePr>
               <a:graphicFrameLocks noChangeAspect="1"/>
             </wp:cNvGraphicFramePr>
@@ -618,7 +618,7 @@
               <a:graphicData uri="http://schemas.openxmlformats.org/drawingml/2006/picture">
                 <pic:pic>
                   <pic:nvPicPr>
-                    <pic:cNvPr id="0" name="android_more_menu.png"/>
+                    <pic:cNvPr id="0" name="more_navigation_mobile.png"/>
                     <pic:cNvPicPr/>
                   </pic:nvPicPr>
                   <pic:blipFill>
@@ -630,7 +630,7 @@
                   <pic:spPr>
                     <a:xfrm>
                       <a:off x="0" y="0"/>
-                      <a:ext cx="2427732" cy="5394960"/>
+                      <a:ext cx="2429206" cy="5394960"/>
                     </a:xfrm>
                     <a:prstGeom prst="rect"/>
                   </pic:spPr>
@@ -651,7 +651,7 @@
           <w:rFonts w:ascii="Calibri" w:hAnsi="Calibri" w:eastAsia="Microsoft YaHei"/>
           <w:color w:val="1B2B20"/>
         </w:rPr>
-        <w:t>图 2  “更多”Sheet。任务、项目、专注、自律、笔记、目标和成长等入口均可从这里访问。</w:t>
+        <w:t>图 2  当前“更多”Sheet。项目、收件箱、专注、自律、笔记、目标和成长等入口可滚动访问。</w:t>
       </w:r>
     </w:p>
     <w:p>
@@ -659,7 +659,7 @@
         <w:pStyle w:val="Heading2"/>
       </w:pPr>
       <w:r>
-        <w:t>2.3 21 个实际导航目标</w:t>
+        <w:t>2.3 当前导航目标</w:t>
       </w:r>
     </w:p>
     <w:tbl>
@@ -851,7 +851,7 @@
                 <w:color w:val="1B2B20"/>
                 <w:sz w:val="19"/>
               </w:rPr>
-              <w:t>全部、收件箱、周视图、任务群</w:t>
+              <w:t>全部、周视图、任务群</w:t>
             </w:r>
           </w:p>
         </w:tc>
@@ -882,7 +882,7 @@
                 <w:color w:val="1B2B20"/>
                 <w:sz w:val="19"/>
               </w:rPr>
-              <w:t>项目</w:t>
+              <w:t>规划与执行</w:t>
             </w:r>
           </w:p>
         </w:tc>
@@ -908,64 +908,7 @@
                 <w:color w:val="1B2B20"/>
                 <w:sz w:val="19"/>
               </w:rPr>
-              <w:t>概览、任务、任务群、里程碑、笔记与回顾</w:t>
-            </w:r>
-          </w:p>
-        </w:tc>
-      </w:tr>
-      <w:tr>
-        <w:trPr>
-          <w:cantSplit/>
-        </w:trPr>
-        <w:tc>
-          <w:tcPr>
-            <w:tcW w:type="dxa" w:w="3000"/>
-            <w:tcMar>
-              <w:top w:w="80" w:type="dxa"/>
-              <w:start w:w="120" w:type="dxa"/>
-              <w:bottom w:w="80" w:type="dxa"/>
-              <w:end w:w="120" w:type="dxa"/>
-            </w:tcMar>
-            <w:vAlign w:val="center"/>
-          </w:tcPr>
-          <w:p>
-            <w:pPr>
-              <w:spacing w:after="0" w:line="264" w:lineRule="auto"/>
-            </w:pPr>
-            <w:r>
-              <w:rPr>
-                <w:rFonts w:ascii="Calibri" w:hAnsi="Calibri" w:eastAsia="Microsoft YaHei"/>
-                <w:b w:val="0"/>
-                <w:color w:val="1B2B20"/>
-                <w:sz w:val="19"/>
-              </w:rPr>
-              <w:t>执行</w:t>
-            </w:r>
-          </w:p>
-        </w:tc>
-        <w:tc>
-          <w:tcPr>
-            <w:tcW w:type="dxa" w:w="6360"/>
-            <w:tcMar>
-              <w:top w:w="80" w:type="dxa"/>
-              <w:start w:w="120" w:type="dxa"/>
-              <w:bottom w:w="80" w:type="dxa"/>
-              <w:end w:w="120" w:type="dxa"/>
-            </w:tcMar>
-            <w:vAlign w:val="center"/>
-          </w:tcPr>
-          <w:p>
-            <w:pPr>
-              <w:spacing w:after="0" w:line="264" w:lineRule="auto"/>
-            </w:pPr>
-            <w:r>
-              <w:rPr>
-                <w:rFonts w:ascii="Calibri" w:hAnsi="Calibri" w:eastAsia="Microsoft YaHei"/>
-                <w:b w:val="0"/>
-                <w:color w:val="1B2B20"/>
-                <w:sz w:val="19"/>
-              </w:rPr>
-              <w:t>专注、自律</w:t>
+              <w:t>项目、收件箱、专注、自律</w:t>
             </w:r>
           </w:p>
         </w:tc>
@@ -1022,7 +965,7 @@
                 <w:color w:val="1B2B20"/>
                 <w:sz w:val="19"/>
               </w:rPr>
-              <w:t>笔记、日回顾、周回顾、月回顾</w:t>
+              <w:t>笔记、回顾（日/周/月在页面内切换）</w:t>
             </w:r>
           </w:p>
         </w:tc>
@@ -1079,7 +1022,7 @@
                 <w:color w:val="1B2B20"/>
                 <w:sz w:val="19"/>
               </w:rPr>
-              <w:t>目标、习惯追踪、国策树、国策库、轮次历史、高级分析、成长</w:t>
+              <w:t>目标、行为（习惯追踪与国策）、成长</w:t>
             </w:r>
           </w:p>
         </w:tc>
@@ -1146,6 +1089,15 @@
       <w:pPr>
         <w:spacing w:after="80"/>
       </w:pPr>
+    </w:p>
+    <w:p>
+      <w:r>
+        <w:rPr>
+          <w:rFonts w:ascii="Calibri" w:hAnsi="Calibri" w:eastAsia="Microsoft YaHei"/>
+          <w:color w:val="1B2B20"/>
+        </w:rPr>
+        <w:t>Windows 侧栏中的顺序为“项目 → 收件箱 → 专注”；项目和回顾均为单一入口。Android 底部五项仍为今日、任务、回顾、行为和设置，收件箱位于“更多”中的项目与专注之间。</w:t>
+      </w:r>
     </w:p>
     <w:p>
       <w:pPr>
@@ -1341,7 +1293,31 @@
           <w:rFonts w:ascii="Calibri" w:hAnsi="Calibri" w:eastAsia="Microsoft YaHei"/>
           <w:color w:val="1B2B20"/>
         </w:rPr>
-        <w:t>任务、项目、里程碑、笔记、习惯、目标和链接使用同一套渐进式编辑器。常用字段先显示，日期、重复、协议、关联和标签在“更多信息”中展开。标题、日期范围、循环规则和父子关系会在保存前校验。</w:t>
+        <w:t>任务、项目、里程碑、笔记、习惯、目标和链接使用同一套渐进式编辑器。常用字段先显示，日期、重复、协议、关联和标签在“更多信息”中展开。标题、日期范围、循环规则和父子关系会在保存前校验。任务群使用独立编辑窗口；保存过程中会禁用重复提交和关闭，校验或保存错误会保留在窗口内。</w:t>
+      </w:r>
+    </w:p>
+    <w:p>
+      <w:r>
+        <w:rPr>
+          <w:rFonts w:ascii="Calibri" w:hAnsi="Calibri" w:eastAsia="Microsoft YaHei"/>
+          <w:color w:val="1B2B20"/>
+        </w:rPr>
+        <w:t xml:space="preserve">笔记和回顾的“关联设置”使用普通对话框，分别列出任务和项目。勾选只形成临时副本，只有点击“完成”才会应用；点击“取消”、按 </w:t>
+      </w:r>
+      <w:r>
+        <w:rPr>
+          <w:rFonts w:ascii="Consolas" w:hAnsi="Consolas" w:eastAsia="Microsoft YaHei"/>
+          <w:color w:val="1F4D3A"/>
+          <w:sz w:val="19"/>
+        </w:rPr>
+        <w:t>Escape</w:t>
+      </w:r>
+      <w:r>
+        <w:rPr>
+          <w:rFonts w:ascii="Calibri" w:hAnsi="Calibri" w:eastAsia="Microsoft YaHei"/>
+          <w:color w:val="1B2B20"/>
+        </w:rPr>
+        <w:t xml:space="preserve"> 或关闭遮罩都会放弃本次改动。</w:t>
       </w:r>
     </w:p>
     <w:p>
@@ -1383,7 +1359,16 @@
         <w:pStyle w:val="Heading2"/>
       </w:pPr>
       <w:r>
-        <w:t>4.2 时间安排</w:t>
+        <w:t>4.2 时间进度尺与安排</w:t>
+      </w:r>
+    </w:p>
+    <w:p>
+      <w:r>
+        <w:rPr>
+          <w:rFonts w:ascii="Calibri" w:hAnsi="Calibri" w:eastAsia="Microsoft YaHei"/>
+          <w:color w:val="1B2B20"/>
+        </w:rPr>
+        <w:t>页面顶部的时间尺按当前逻辑日从左向右填充，并用竖线标出当前时间；默认 04:00 为 0%，16:00 为 50%，次日 03:59 接近 100%。时间尺每分钟刷新，应用回到前台时立即校准；开启减少动效后直接更新，不播放插值动画。</w:t>
       </w:r>
     </w:p>
     <w:p>
@@ -1488,7 +1473,16 @@
           <w:rFonts w:ascii="Calibri" w:hAnsi="Calibri" w:eastAsia="Microsoft YaHei"/>
           <w:color w:val="1B2B20"/>
         </w:rPr>
-        <w:t>查看所有任务，按状态、日期、项目和任务群筛选。选择多项后可批量修改状态、日期、项目、任务群或移入回收站。批量动作遇到冲突会先确认。</w:t>
+        <w:t>查看所有任务，按状态、日期、项目和任务群筛选。每张任务卡固定显示“安排 → 截止”、状态、优先级和循环；未填写时明确显示“未安排”“无截止”“普通”“不循环”。选择多项后可批量修改状态、日期、项目、任务群或移入回收站。批量动作遇到冲突会先确认。</w:t>
+      </w:r>
+    </w:p>
+    <w:p>
+      <w:r>
+        <w:rPr>
+          <w:rFonts w:ascii="Calibri" w:hAnsi="Calibri" w:eastAsia="Microsoft YaHei"/>
+          <w:color w:val="1B2B20"/>
+        </w:rPr>
+        <w:t>全部任务、收件箱和项目清单按父子关系递归排列。子任务缩进并显示连接线、展开按钮和“所属：父任务”；父任务不在当前筛选结果、已在回收站、记录缺失或形成循环时，任务仍保留并显示对应关系提示。今日、看板、周视图和任务群不重排，只显示父任务路径。</w:t>
       </w:r>
     </w:p>
     <w:p>
@@ -1559,7 +1553,7 @@
           <w:rFonts w:ascii="Calibri" w:hAnsi="Calibri" w:eastAsia="Microsoft YaHei"/>
           <w:color w:val="1B2B20"/>
         </w:rPr>
-        <w:t>收件箱保存尚未安排的任务、笔记和链接。可以编辑、转换、安排或删除。Android 分享菜单发送的文本会生成“来自 Android 的收集”；网址会保存为链接，不下载网页全文。</w:t>
+        <w:t>收件箱是独立导航入口，位于项目与专注之间，不再放在任务子目录中。它保存尚未安排的任务、笔记和链接，可以编辑、转换、安排或删除。Android 分享菜单发送的文本会生成“来自 Android 的收集”；网址会保存为链接，不下载网页全文。</w:t>
       </w:r>
     </w:p>
     <w:p>
@@ -1630,7 +1624,7 @@
           <w:rFonts w:ascii="Calibri" w:hAnsi="Calibri" w:eastAsia="Microsoft YaHei"/>
           <w:color w:val="1B2B20"/>
         </w:rPr>
-        <w:t>按工作周查看 06:00 至次日 02:00 的任务与时间块。宽屏适合横向比较；窄屏改为按日阅读。拖动或编辑时间块后，冲突会立即更新。</w:t>
+        <w:t>按工作周查看 06:00 至次日 02:00 的任务与时间块。今天的表头和完整时间列使用较深底色，并带“今天”文字/图标和强调边线。宽屏适合横向比较；窄屏改为按日阅读。拖动或编辑时间块后，冲突会立即更新。</w:t>
       </w:r>
     </w:p>
     <w:p>
@@ -1701,7 +1695,7 @@
           <w:rFonts w:ascii="Calibri" w:hAnsi="Calibri" w:eastAsia="Microsoft YaHei"/>
           <w:color w:val="1B2B20"/>
         </w:rPr>
-        <w:t>任务群支持并行和顺序模式。顺序任务链必须完成前置成员才能解锁下一项；调整未开始成员的顺序会记录原因。一个任务不能同时加入多个活动任务群。</w:t>
+        <w:t>任务群支持并行和顺序模式。新建或编辑时可以指定可选“主项目”：从项目页新建会默认当前项目，全局新建可以不归属项目。旧任务群未设置主项目时，会按成员任务的项目推断显示并标记“根据成员推断”；显式设置主项目不会修改成员任务。顺序任务链必须完成前置成员才能解锁下一项；调整未开始成员的顺序会记录原因。一个任务不能同时加入多个活动任务群。</w:t>
       </w:r>
     </w:p>
     <w:p>
@@ -1718,7 +1712,7 @@
           <w:rFonts w:ascii="Calibri" w:hAnsi="Calibri" w:eastAsia="Microsoft YaHei"/>
           <w:color w:val="1B2B20"/>
         </w:rPr>
-        <w:t>项目详情包含概览、任务、任务群、里程碑、笔记与回顾五个子页。一个任务保留一个主项目；笔记和回顾可以关联多个项目。</w:t>
+        <w:t>“项目”是单一导航入口。桌面保留左侧项目列表，移动端使用项目选择器；右侧主界面直接显示任务、任务群、里程碑、笔记和回顾五个独立面板。一个任务保留一个主项目；笔记和回顾可以关联多个项目。</w:t>
       </w:r>
     </w:p>
     <w:p>
@@ -1772,7 +1766,7 @@
           <w:rFonts w:ascii="Calibri" w:hAnsi="Calibri" w:eastAsia="Microsoft YaHei"/>
           <w:color w:val="1B2B20"/>
         </w:rPr>
-        <w:t>图 8  项目主从布局和五个详情入口。</w:t>
+        <w:t>图 8  项目主界面和五个可展开面板。</w:t>
       </w:r>
     </w:p>
     <w:p>
@@ -1788,7 +1782,7 @@
           <w:rFonts w:ascii="Calibri" w:hAnsi="Calibri" w:eastAsia="Microsoft YaHei"/>
           <w:color w:val="1B2B20"/>
         </w:rPr>
-        <w:t>概览：汇总关联数量和当前状态。</w:t>
+        <w:t>五个面板默认全部收起，同一时间只展开一个。</w:t>
       </w:r>
     </w:p>
     <w:p>
@@ -1804,7 +1798,7 @@
           <w:rFonts w:ascii="Calibri" w:hAnsi="Calibri" w:eastAsia="Microsoft YaHei"/>
           <w:color w:val="1B2B20"/>
         </w:rPr>
-        <w:t>任务：清单或看板方式查看项目任务。</w:t>
+        <w:t>任务：显示数量，可切换清单或看板，并可新增、编辑任务；清单保留多级子任务结构。</w:t>
       </w:r>
     </w:p>
     <w:p>
@@ -1820,7 +1814,7 @@
           <w:rFonts w:ascii="Calibri" w:hAnsi="Calibri" w:eastAsia="Microsoft YaHei"/>
           <w:color w:val="1B2B20"/>
         </w:rPr>
-        <w:t>任务群：显示任何成员与项目相关的群组。</w:t>
+        <w:t>任务群：显示数量，可新建或编辑主项目为当前项目的任务群；旧群可能按成员项目推断。</w:t>
       </w:r>
     </w:p>
     <w:p>
@@ -1836,7 +1830,7 @@
           <w:rFonts w:ascii="Calibri" w:hAnsi="Calibri" w:eastAsia="Microsoft YaHei"/>
           <w:color w:val="1B2B20"/>
         </w:rPr>
-        <w:t>里程碑：创建、编辑和完成阶段结果。</w:t>
+        <w:t>里程碑：显示数量，可创建、编辑和完成阶段结果。</w:t>
       </w:r>
     </w:p>
     <w:p>
@@ -1852,7 +1846,23 @@
           <w:rFonts w:ascii="Calibri" w:hAnsi="Calibri" w:eastAsia="Microsoft YaHei"/>
           <w:color w:val="1B2B20"/>
         </w:rPr>
-        <w:t>笔记与回顾：集中查看项目上下文。</w:t>
+        <w:t>笔记：独立计数和列表，新建时自动关联当前项目。</w:t>
+      </w:r>
+    </w:p>
+    <w:p>
+      <w:pPr>
+        <w:numPr>
+          <w:ilvl w:val="0"/>
+          <w:numId w:val="11"/>
+        </w:numPr>
+        <w:spacing w:after="80" w:line="300" w:lineRule="auto"/>
+      </w:pPr>
+      <w:r>
+        <w:rPr>
+          <w:rFonts w:ascii="Calibri" w:hAnsi="Calibri" w:eastAsia="Microsoft YaHei"/>
+          <w:color w:val="1B2B20"/>
+        </w:rPr>
+        <w:t>回顾：独立计数和列表，按日/周/月打开当前周期的全局唯一记录并关联当前项目；历史记录只读。</w:t>
       </w:r>
     </w:p>
     <w:p>
@@ -2092,7 +2102,7 @@
           <w:rFonts w:ascii="Calibri" w:hAnsi="Calibri" w:eastAsia="Microsoft YaHei"/>
           <w:color w:val="1B2B20"/>
         </w:rPr>
-        <w:t>笔记支持 Markdown 编辑与预览、搜索/筛选、最近版本、任务/项目关联、链接和本地图片附件。</w:t>
+        <w:t>笔记支持 Markdown 编辑与预览、搜索/筛选、最近版本、任务/项目关联、链接和本地图片附件。关联任务或项目时会打开标准设置对话框；只有点击“完成”才会保存本次选择。</w:t>
       </w:r>
     </w:p>
     <w:p>
@@ -2172,7 +2182,7 @@
           <w:rFonts w:ascii="Calibri" w:hAnsi="Calibri" w:eastAsia="Microsoft YaHei"/>
           <w:color w:val="1B2B20"/>
         </w:rPr>
-        <w:t>回顾在同一页面切换日、周和月。系统从任务、专注、时间块和结算结果生成事实快照；保存后的快照不会随原记录自动漂移，只有点击刷新才更新。</w:t>
+        <w:t>回顾是单一导航入口，页面顶部始终显示“日 / 周 / 月”切换器、当前类别和当前周期。切换类别会进入该类别的当前周期；系统从任务、专注、时间块和结算结果生成事实快照，保存后的快照不会随原记录自动漂移，只有点击刷新才更新。</w:t>
       </w:r>
     </w:p>
     <w:p>
@@ -2226,7 +2236,7 @@
           <w:rFonts w:ascii="Calibri" w:hAnsi="Calibri" w:eastAsia="Microsoft YaHei"/>
           <w:color w:val="1B2B20"/>
         </w:rPr>
-        <w:t>图 13  回顾周期切换、事实快照和 Markdown 输入区。</w:t>
+        <w:t>图 13  回顾类别切换、当前周期事实快照和编辑区。</w:t>
       </w:r>
     </w:p>
     <w:p>
@@ -2235,7 +2245,7 @@
           <w:rFonts w:ascii="Calibri" w:hAnsi="Calibri" w:eastAsia="Microsoft YaHei"/>
           <w:color w:val="1B2B20"/>
         </w:rPr>
-        <w:t>旧 Diary 记录保留兼容读取。保存失败时正文保留，可修正后重试。</w:t>
+        <w:t>点击“回顾库”中的记录后，主区域先显示只读预览，包括类型、周期、保存时间、草稿状态、正文、日回顾字段、事实快照、附件和关联对象。只有当前逻辑日、当前周或当前月显示“编辑本期”；历史日/周/月、旧 Diary 和旧年回顾只能查看。界面和保存校验都会阻止进入或保存未来周期。预览返回回顾库，再从回顾库返回当前周期编辑器。保存失败时正文保留，可修正后重试。</w:t>
       </w:r>
     </w:p>
     <w:p>
@@ -2331,7 +2341,7 @@
           <w:rFonts w:ascii="Calibri" w:hAnsi="Calibri" w:eastAsia="Microsoft YaHei"/>
           <w:color w:val="1B2B20"/>
         </w:rPr>
-        <w:t>普通习惯和 RSIP 习惯分区显示。28 日矩阵按逻辑日统计；同一天重复打卡不会重复发放 XP，撤销会留下可追溯记录。</w:t>
+        <w:t>每个普通习惯或 RSIP 习惯独立显示为一张卡片，包含名称、层级信息、操作菜单、28 日记录和右侧“今日打卡”按钮。逻辑日以 04:00 为边界，00:00–03:59 仍属于前一日；只允许修改当前逻辑日，过去日期只读且不显示未来日期。打卡后今日方块出现标记，按钮变为“取消打卡”；同一逻辑日可以切换。RSIP 已失败或已熄灭时按钮不可操作，不会被普通撤销覆盖。</w:t>
       </w:r>
     </w:p>
     <w:p>
@@ -2385,7 +2395,7 @@
           <w:rFonts w:ascii="Calibri" w:hAnsi="Calibri" w:eastAsia="Microsoft YaHei"/>
           <w:color w:val="1B2B20"/>
         </w:rPr>
-        <w:t>图 15  习惯列表与 28 日矩阵。</w:t>
+        <w:t>图 15  独立习惯卡、28 日矩阵和今日打卡入口。</w:t>
       </w:r>
     </w:p>
     <w:p>
@@ -2537,7 +2547,7 @@
           <w:rFonts w:ascii="Calibri" w:hAnsi="Calibri" w:eastAsia="Microsoft YaHei"/>
           <w:color w:val="1B2B20"/>
         </w:rPr>
-        <w:t>成长页显示 XP、等级、每日签到、积分、押注、证据账本、连续记录和里程碑章。签到每个逻辑日一次；押注不能超过余额，同一场只结算一次。</w:t>
+        <w:t>成长页显示 XP、等级、每日签到、积分、押注、证据账本、连续记录和里程碑章。顶部虚拟积分、连续签到、签到按钮和最近反馈采用与其他面板一致的留白；窄屏或 200% 文字缩放时会自动分行。签到每个逻辑日一次；押注不能超过余额，同一场只结算一次。</w:t>
       </w:r>
     </w:p>
     <w:p>
@@ -3228,8 +3238,8 @@
       <w:r>
         <w:drawing>
           <wp:inline xmlns:a="http://schemas.openxmlformats.org/drawingml/2006/main" xmlns:pic="http://schemas.openxmlformats.org/drawingml/2006/picture">
-            <wp:extent cx="5715000" cy="3891255"/>
-            <wp:docPr id="18" name="Picture 18" descr="Windows 深色设置" title="Windows 深色设置"/>
+            <wp:extent cx="5715000" cy="4286250"/>
+            <wp:docPr id="18" name="Picture 18" descr="Windows 设置" title="Windows 设置"/>
             <wp:cNvGraphicFramePr>
               <a:graphicFrameLocks noChangeAspect="1"/>
             </wp:cNvGraphicFramePr>
@@ -3237,7 +3247,7 @@
               <a:graphicData uri="http://schemas.openxmlformats.org/drawingml/2006/picture">
                 <pic:pic>
                   <pic:nvPicPr>
-                    <pic:cNvPr id="0" name="runtime_settings_dark.png"/>
+                    <pic:cNvPr id="0" name="settings_desktop.png"/>
                     <pic:cNvPicPr/>
                   </pic:nvPicPr>
                   <pic:blipFill>
@@ -3249,7 +3259,7 @@
                   <pic:spPr>
                     <a:xfrm>
                       <a:off x="0" y="0"/>
-                      <a:ext cx="5715000" cy="3891255"/>
+                      <a:ext cx="5715000" cy="4286250"/>
                     </a:xfrm>
                     <a:prstGeom prst="rect"/>
                   </pic:spPr>
@@ -3270,7 +3280,7 @@
           <w:rFonts w:ascii="Calibri" w:hAnsi="Calibri" w:eastAsia="Microsoft YaHei"/>
           <w:color w:val="1B2B20"/>
         </w:rPr>
-        <w:t>图 18  设置页深色主题。</w:t>
+        <w:t>图 18  设置页主要分区与当前选项。</w:t>
       </w:r>
     </w:p>
     <w:p>
@@ -3747,6 +3757,22 @@
           <w:color w:val="1B2B20"/>
         </w:rPr>
         <w:t>图标按钮提供 Tooltip 或语义名称。</w:t>
+      </w:r>
+    </w:p>
+    <w:p>
+      <w:pPr>
+        <w:numPr>
+          <w:ilvl w:val="0"/>
+          <w:numId w:val="15"/>
+        </w:numPr>
+        <w:spacing w:after="80" w:line="300" w:lineRule="auto"/>
+      </w:pPr>
+      <w:r>
+        <w:rPr>
+          <w:rFonts w:ascii="Calibri" w:hAnsi="Calibri" w:eastAsia="Microsoft YaHei"/>
+          <w:color w:val="1B2B20"/>
+        </w:rPr>
+        <w:t>今日时间尺提供当前时间和逻辑日进度的读屏描述；周视图今天列不只依靠颜色区分。</w:t>
       </w:r>
     </w:p>
     <w:p>

--- a/docs/manual/个人工作台_用户使用手册.docx
+++ b/docs/manual/个人工作台_用户使用手册.docx
@@ -1395,7 +1395,16 @@
           <w:rFonts w:ascii="Calibri" w:hAnsi="Calibri" w:eastAsia="Microsoft YaHei"/>
           <w:color w:val="1B2B20"/>
         </w:rPr>
-        <w:t>任务可结算为完成、失败、跳过、改期或退回收件箱。失败需要原因；改期会保留旧实例并创建关联的新实例。每日收尾会冻结事实快照并打开日回顾草稿，仍需点击“保存日回顾”。</w:t>
+        <w:t>任务可结算为完成、失败、跳过、改期或退回收件箱。失败需要原因；改期会保留旧实例并创建关联的新实例。每日收尾会冻结事实快照并打开日回顾草稿，仍需点击“保存日回顾”。完成每日收尾后，会短暂显示“今日已收尾”的完成画面，之后自动进入日回顾。</w:t>
+      </w:r>
+    </w:p>
+    <w:p>
+      <w:r>
+        <w:rPr>
+          <w:rFonts w:ascii="Calibri" w:hAnsi="Calibri" w:eastAsia="Microsoft YaHei"/>
+          <w:color w:val="1B2B20"/>
+        </w:rPr>
+        <w:t>勾选任务完成时，勾选框会短暂出现一个黄色节点并向右侧画出一条短航迹后淡出，表示这件工作已记入执行日志；开启系统减少动效后该动画不播放。</w:t>
       </w:r>
     </w:p>
     <w:p>

--- a/docs/manual/个人工作台_用户使用手册.docx
+++ b/docs/manual/个人工作台_用户使用手册.docx
@@ -63,7 +63,7 @@
           <w:color w:val="617268"/>
           <w:sz w:val="20"/>
         </w:rPr>
-        <w:t>版本 0.1.0+4</w:t>
+        <w:t>版本 0.2.0+5</w:t>
       </w:r>
     </w:p>
     <w:p>
@@ -93,7 +93,7 @@
           <w:color w:val="617268"/>
           <w:sz w:val="20"/>
         </w:rPr>
-        <w:t>验证日期：2026-08-31</w:t>
+        <w:t>验证日期：2026-09-19</w:t>
       </w:r>
     </w:p>
     <w:p>
@@ -4150,7 +4150,7 @@
         <w:sz w:val="18"/>
       </w:rPr>
       <w:tab/>
-      <w:t>0.1.0+4</w:t>
+      <w:t>0.2.0+5</w:t>
     </w:r>
   </w:p>
 </w:hdr>
